--- a/алгоритм.docx
+++ b/алгоритм.docx
@@ -4,6 +4,83 @@
   <w:body>
     <w:p>
       <w:pPr>
+        <w:ind w:left="720" w:hanging="360"/>
+      </w:pPr>
+      <w:r>
+        <w:rPr>
+          <w:highlight w:val="yellow"/>
+        </w:rPr>
+        <w:t xml:space="preserve">Проанализировать п.7.3 на отступления и дополнить варианты решения, так же это можно сделать потом, уже на </w:t>
+      </w:r>
+      <w:r>
+        <w:rPr>
+          <w:highlight w:val="yellow"/>
+        </w:rPr>
+        <w:t>готовом приложении, добавив варианты в файл исходный (</w:t>
+      </w:r>
+      <w:r>
+        <w:rPr>
+          <w:highlight w:val="yellow"/>
+          <w:lang w:val="en-US"/>
+        </w:rPr>
+        <w:t>docx</w:t>
+      </w:r>
+      <w:r>
+        <w:rPr>
+          <w:highlight w:val="yellow"/>
+        </w:rPr>
+        <w:t>) и в Экспертиза ОС ДУ (</w:t>
+      </w:r>
+      <w:r>
+        <w:rPr>
+          <w:highlight w:val="yellow"/>
+          <w:lang w:val="en-US"/>
+        </w:rPr>
+        <w:t>DWG</w:t>
+      </w:r>
+      <w:r>
+        <w:rPr>
+          <w:highlight w:val="yellow"/>
+        </w:rPr>
+        <w:t>)</w:t>
+      </w:r>
+      <w:r>
+        <w:rPr>
+          <w:highlight w:val="yellow"/>
+        </w:rPr>
+        <w:t xml:space="preserve">. По </w:t>
+      </w:r>
+      <w:proofErr w:type="spellStart"/>
+      <w:r>
+        <w:rPr>
+          <w:highlight w:val="yellow"/>
+        </w:rPr>
+        <w:t>ду</w:t>
+      </w:r>
+      <w:proofErr w:type="spellEnd"/>
+      <w:r>
+        <w:rPr>
+          <w:highlight w:val="yellow"/>
+        </w:rPr>
+        <w:t xml:space="preserve"> через прилегающий коридор ничего не поменялось, для </w:t>
+      </w:r>
+      <w:proofErr w:type="spellStart"/>
+      <w:r>
+        <w:rPr>
+          <w:highlight w:val="yellow"/>
+        </w:rPr>
+        <w:t>производствен</w:t>
+      </w:r>
+      <w:proofErr w:type="spellEnd"/>
+      <w:r>
+        <w:rPr>
+          <w:highlight w:val="yellow"/>
+        </w:rPr>
+        <w:t xml:space="preserve"> даём, по общественным не даём</w:t>
+      </w:r>
+    </w:p>
+    <w:p>
+      <w:pPr>
         <w:pStyle w:val="a7"/>
         <w:numPr>
           <w:ilvl w:val="0"/>
@@ -11,7 +88,15 @@
         </w:numPr>
       </w:pPr>
       <w:r>
-        <w:t>Собираю замечания в файле ДВГ для конкретного блока, там же разбиваю их по заголовкам опросника</w:t>
+        <w:t xml:space="preserve">Вношу заголовок в опросник (файл </w:t>
+      </w:r>
+      <w:proofErr w:type="spellStart"/>
+      <w:r>
+        <w:t>ворд</w:t>
+      </w:r>
+      <w:proofErr w:type="spellEnd"/>
+      <w:r>
+        <w:t>)</w:t>
       </w:r>
     </w:p>
     <w:p>
@@ -23,34 +108,15 @@
         </w:numPr>
       </w:pPr>
       <w:r>
-        <w:t>Переношу замечания в файл ворд исходный</w:t>
-      </w:r>
-      <w:r>
-        <w:t xml:space="preserve"> для добавления</w:t>
-      </w:r>
-      <w:r>
-        <w:t xml:space="preserve"> в папке программы (</w:t>
-      </w:r>
-      <w:r>
-        <w:rPr>
-          <w:lang w:val="de-DE"/>
-        </w:rPr>
-        <w:t>Expert</w:t>
-      </w:r>
-      <w:r>
-        <w:t xml:space="preserve"> </w:t>
-      </w:r>
-      <w:r>
-        <w:t xml:space="preserve">на диске </w:t>
-      </w:r>
-      <w:r>
-        <w:rPr>
-          <w:lang w:val="de-DE"/>
-        </w:rPr>
-        <w:t>D</w:t>
-      </w:r>
-      <w:r>
-        <w:t>) для конкретного блока в соответствии с созданными в файле ДВГ заголовками</w:t>
+        <w:t xml:space="preserve">Вношу заголовок в переменные (файл </w:t>
+      </w:r>
+      <w:proofErr w:type="spellStart"/>
+      <w:r>
+        <w:t>ворд</w:t>
+      </w:r>
+      <w:proofErr w:type="spellEnd"/>
+      <w:r>
+        <w:t>)</w:t>
       </w:r>
     </w:p>
     <w:p>
@@ -62,32 +128,73 @@
         </w:numPr>
       </w:pPr>
       <w:r>
-        <w:t>Правлю программу в соответствии с созданными заголовками</w:t>
+        <w:t xml:space="preserve">Вношу заголовок в исходный (файл </w:t>
+      </w:r>
+      <w:proofErr w:type="spellStart"/>
+      <w:r>
+        <w:t>ворд</w:t>
+      </w:r>
+      <w:proofErr w:type="spellEnd"/>
+      <w:r>
+        <w:t>)</w:t>
       </w:r>
     </w:p>
     <w:p>
       <w:pPr>
         <w:pStyle w:val="a7"/>
-      </w:pPr>
-      <w:r>
-        <w:t>Каждую кнопку добавлять по одной в файл исходный из файла исходный для добавления и в программу и проверять работоспособность</w:t>
-      </w:r>
-      <w:r>
-        <w:t>. В файле исходный разбивать замечания на блоки (</w:t>
-      </w:r>
-      <w:r>
-        <w:t>а</w:t>
-      </w:r>
-      <w:r>
-        <w:t xml:space="preserve">1, </w:t>
-      </w:r>
-      <w:r>
-        <w:t>а</w:t>
-      </w:r>
+        <w:numPr>
+          <w:ilvl w:val="0"/>
+          <w:numId w:val="1"/>
+        </w:numPr>
+      </w:pPr>
+      <w:r>
+        <w:t xml:space="preserve">Вношу заголовок из файла </w:t>
+      </w:r>
+      <w:r>
+        <w:rPr>
+          <w:lang w:val="en-US"/>
+        </w:rPr>
+        <w:t>DWG</w:t>
+      </w:r>
+      <w:r>
+        <w:t xml:space="preserve"> Эксперт ОС ДУ в </w:t>
+      </w:r>
+      <w:proofErr w:type="spellStart"/>
+      <w:r>
+        <w:t>пайтон</w:t>
+      </w:r>
+      <w:proofErr w:type="spellEnd"/>
+      <w:r>
+        <w:t xml:space="preserve"> файл</w:t>
+      </w:r>
+    </w:p>
+    <w:p>
+      <w:pPr>
+        <w:pStyle w:val="a7"/>
+        <w:numPr>
+          <w:ilvl w:val="0"/>
+          <w:numId w:val="1"/>
+        </w:numPr>
+      </w:pPr>
       <w:bookmarkStart w:id="0" w:name="_GoBack"/>
       <w:bookmarkEnd w:id="0"/>
       <w:r>
-        <w:t>2 и т.д) далее подписывать название радиокнопки</w:t>
+        <w:t xml:space="preserve">Из файла </w:t>
+      </w:r>
+      <w:r>
+        <w:rPr>
+          <w:lang w:val="en-US"/>
+        </w:rPr>
+        <w:t>DWG</w:t>
+      </w:r>
+      <w:r>
+        <w:t xml:space="preserve"> </w:t>
+      </w:r>
+      <w:r>
+        <w:t>шаблон ДУ беру замечание для данного заголовка</w:t>
+      </w:r>
+      <w:r>
+        <w:t>, актуализирую его в соответствии с замечанием из шаблона дурь и СП7</w:t>
       </w:r>
     </w:p>
     <w:p>
@@ -117,7 +224,21 @@
         <w:rPr>
           <w:highlight w:val="cyan"/>
         </w:rPr>
-        <w:t>На гитхабе создавать отдельные репозитории для каждого блока. Для коридора свой, для ЛК свой</w:t>
+        <w:t xml:space="preserve">На </w:t>
+      </w:r>
+      <w:proofErr w:type="spellStart"/>
+      <w:r>
+        <w:rPr>
+          <w:highlight w:val="cyan"/>
+        </w:rPr>
+        <w:t>гитхабе</w:t>
+      </w:r>
+      <w:proofErr w:type="spellEnd"/>
+      <w:r>
+        <w:rPr>
+          <w:highlight w:val="cyan"/>
+        </w:rPr>
+        <w:t xml:space="preserve"> создавать отдельные репозитории для каждого блока. Для коридора свой, для ЛК свой</w:t>
       </w:r>
     </w:p>
     <w:p>
@@ -135,8 +256,23 @@
         <w:rPr>
           <w:highlight w:val="cyan"/>
         </w:rPr>
-        <w:t xml:space="preserve">Файл ворд исходный должен в процессе разработки должен быть в папке программы </w:t>
-      </w:r>
+        <w:t xml:space="preserve">Файл </w:t>
+      </w:r>
+      <w:proofErr w:type="spellStart"/>
+      <w:r>
+        <w:rPr>
+          <w:highlight w:val="cyan"/>
+        </w:rPr>
+        <w:t>ворд</w:t>
+      </w:r>
+      <w:proofErr w:type="spellEnd"/>
+      <w:r>
+        <w:rPr>
+          <w:highlight w:val="cyan"/>
+        </w:rPr>
+        <w:t xml:space="preserve"> исходный должен в процессе разработки должен быть в папке программы </w:t>
+      </w:r>
+      <w:proofErr w:type="spellStart"/>
       <w:r>
         <w:rPr>
           <w:highlight w:val="cyan"/>
@@ -144,6 +280,7 @@
         </w:rPr>
         <w:t>Pycharm</w:t>
       </w:r>
+      <w:proofErr w:type="spellEnd"/>
       <w:r>
         <w:rPr>
           <w:highlight w:val="cyan"/>
@@ -166,7 +303,21 @@
         <w:rPr>
           <w:highlight w:val="cyan"/>
         </w:rPr>
-        <w:t>Комплектность папок для работы с программой, который необходимо залить на яндекс диск</w:t>
+        <w:t xml:space="preserve">Комплектность папок для работы с программой, который необходимо залить на </w:t>
+      </w:r>
+      <w:proofErr w:type="spellStart"/>
+      <w:r>
+        <w:rPr>
+          <w:highlight w:val="cyan"/>
+        </w:rPr>
+        <w:t>яндекс</w:t>
+      </w:r>
+      <w:proofErr w:type="spellEnd"/>
+      <w:r>
+        <w:rPr>
+          <w:highlight w:val="cyan"/>
+        </w:rPr>
+        <w:t xml:space="preserve"> диск</w:t>
       </w:r>
     </w:p>
     <w:p>
@@ -184,7 +335,21 @@
         <w:rPr>
           <w:highlight w:val="cyan"/>
         </w:rPr>
-        <w:t>Файл ворд исходный с замечаниями и ограничителями по выбранным пунктам опросника</w:t>
+        <w:t xml:space="preserve">Файл </w:t>
+      </w:r>
+      <w:proofErr w:type="spellStart"/>
+      <w:r>
+        <w:rPr>
+          <w:highlight w:val="cyan"/>
+        </w:rPr>
+        <w:t>ворд</w:t>
+      </w:r>
+      <w:proofErr w:type="spellEnd"/>
+      <w:r>
+        <w:rPr>
+          <w:highlight w:val="cyan"/>
+        </w:rPr>
+        <w:t xml:space="preserve"> исходный с замечаниями и ограничителями по выбранным пунктам опросника</w:t>
       </w:r>
     </w:p>
     <w:p>
@@ -202,7 +367,21 @@
         <w:rPr>
           <w:highlight w:val="cyan"/>
         </w:rPr>
-        <w:t>Файл ворд готовый для вывода готовых замов</w:t>
+        <w:t xml:space="preserve">Файл </w:t>
+      </w:r>
+      <w:proofErr w:type="spellStart"/>
+      <w:r>
+        <w:rPr>
+          <w:highlight w:val="cyan"/>
+        </w:rPr>
+        <w:t>ворд</w:t>
+      </w:r>
+      <w:proofErr w:type="spellEnd"/>
+      <w:r>
+        <w:rPr>
+          <w:highlight w:val="cyan"/>
+        </w:rPr>
+        <w:t xml:space="preserve"> готовый для вывода готовых замов</w:t>
       </w:r>
     </w:p>
     <w:p>
@@ -216,11 +395,19 @@
           <w:highlight w:val="cyan"/>
         </w:rPr>
       </w:pPr>
-      <w:r>
-        <w:rPr>
-          <w:highlight w:val="cyan"/>
-        </w:rPr>
-        <w:t>Двг файл с замами по блоку</w:t>
+      <w:proofErr w:type="spellStart"/>
+      <w:r>
+        <w:rPr>
+          <w:highlight w:val="cyan"/>
+        </w:rPr>
+        <w:t>Двг</w:t>
+      </w:r>
+      <w:proofErr w:type="spellEnd"/>
+      <w:r>
+        <w:rPr>
+          <w:highlight w:val="cyan"/>
+        </w:rPr>
+        <w:t xml:space="preserve"> файл с замами по блоку</w:t>
       </w:r>
     </w:p>
     <w:p>
